--- a/doc/第四门课 卷积神经网络/第一周 卷积神经网络.docx
+++ b/doc/第四门课 卷积神经网络/第一周 卷积神经网络.docx
@@ -260,15 +260,7 @@
         <w:ind w:firstLineChars="0"/>
       </w:pPr>
       <w:r>
-        <w:t>图片分类，或者</w:t>
-      </w:r>
-      <w:proofErr w:type="gramStart"/>
-      <w:r>
-        <w:t>说图片</w:t>
-      </w:r>
-      <w:proofErr w:type="gramEnd"/>
-      <w:r>
-        <w:t>识别。比如给出这张64×64的图片，让计算机去分辨出这是一只猫。</w:t>
+        <w:t>图片分类，或者说图片识别。比如给出这张64×64的图片，让计算机去分辨出这是一只猫。</w:t>
       </w:r>
     </w:p>
     <w:p>
@@ -335,15 +327,7 @@
         <w:ind w:firstLineChars="0"/>
       </w:pPr>
       <w:r>
-        <w:t>目标检测，比如在一个无人驾驶项目中，你不一定非得识别</w:t>
-      </w:r>
-      <w:proofErr w:type="gramStart"/>
-      <w:r>
-        <w:t>出图片</w:t>
-      </w:r>
-      <w:proofErr w:type="gramEnd"/>
-      <w:r>
-        <w:t>中的物体是车辆，</w:t>
+        <w:t>目标检测，比如在一个无人驾驶项目中，你不一定非得识别出图片中的物体是车辆，</w:t>
       </w:r>
       <w:r>
         <w:lastRenderedPageBreak/>
@@ -588,87 +572,33 @@
           <w:sz w:val="24"/>
           <w:szCs w:val="24"/>
         </w:rPr>
-        <w:t>实际上它的数据量是</w:t>
-      </w:r>
-      <w:proofErr w:type="gramStart"/>
-      <w:r>
+        <w:t>实际上它的数据量是64×64×3。如果计算一下的话，可得知数据量为12288，所以我们的特征向量维度为12288。这其实还好，因为64×64真的是很小的一张图片。</w:t>
+      </w:r>
+    </w:p>
+    <w:p>
+      <w:pPr>
+        <w:spacing w:beforeLines="100" w:before="312" w:afterLines="100" w:after="312" w:line="300" w:lineRule="auto"/>
         <w:rPr>
           <w:rFonts w:ascii="宋体" w:eastAsia="宋体" w:hAnsi="宋体"/>
           <w:sz w:val="24"/>
           <w:szCs w:val="24"/>
         </w:rPr>
-        <w:t>64×64×</w:t>
-      </w:r>
-      <w:proofErr w:type="gramEnd"/>
+      </w:pPr>
+      <w:r>
+        <w:rPr>
+          <w:rFonts w:ascii="宋体" w:eastAsia="宋体" w:hAnsi="宋体" w:hint="eastAsia"/>
+          <w:sz w:val="24"/>
+          <w:szCs w:val="24"/>
+        </w:rPr>
+        <w:t>如果你要操作更大的图片，比如一张</w:t>
+      </w:r>
       <w:r>
         <w:rPr>
           <w:rFonts w:ascii="宋体" w:eastAsia="宋体" w:hAnsi="宋体"/>
           <w:sz w:val="24"/>
           <w:szCs w:val="24"/>
         </w:rPr>
-        <w:t>3。如果计算一下的话，可得知数据量为12288，所以我们的特征向量维度为12288。这其实还好，因为64×64真的是很小的一张图片。</w:t>
-      </w:r>
-    </w:p>
-    <w:p>
-      <w:pPr>
-        <w:spacing w:beforeLines="100" w:before="312" w:afterLines="100" w:after="312" w:line="300" w:lineRule="auto"/>
-        <w:rPr>
-          <w:rFonts w:ascii="宋体" w:eastAsia="宋体" w:hAnsi="宋体"/>
-          <w:sz w:val="24"/>
-          <w:szCs w:val="24"/>
-        </w:rPr>
-      </w:pPr>
-      <w:r>
-        <w:rPr>
-          <w:rFonts w:ascii="宋体" w:eastAsia="宋体" w:hAnsi="宋体" w:hint="eastAsia"/>
-          <w:sz w:val="24"/>
-          <w:szCs w:val="24"/>
-        </w:rPr>
-        <w:t>如果你要操作更大的图片，比如一张</w:t>
-      </w:r>
-      <w:r>
-        <w:rPr>
-          <w:rFonts w:ascii="宋体" w:eastAsia="宋体" w:hAnsi="宋体"/>
-          <w:sz w:val="24"/>
-          <w:szCs w:val="24"/>
-        </w:rPr>
-        <w:t>1000×1000的图片，它足有1</w:t>
-      </w:r>
-      <w:proofErr w:type="gramStart"/>
-      <w:r>
-        <w:rPr>
-          <w:rFonts w:ascii="宋体" w:eastAsia="宋体" w:hAnsi="宋体"/>
-          <w:sz w:val="24"/>
-          <w:szCs w:val="24"/>
-        </w:rPr>
-        <w:t>兆</w:t>
-      </w:r>
-      <w:proofErr w:type="gramEnd"/>
-      <w:r>
-        <w:rPr>
-          <w:rFonts w:ascii="宋体" w:eastAsia="宋体" w:hAnsi="宋体"/>
-          <w:sz w:val="24"/>
-          <w:szCs w:val="24"/>
-        </w:rPr>
-        <w:t>那么大，因为有3个RGB通道，特征向量的维度达到了</w:t>
-      </w:r>
-      <w:proofErr w:type="gramStart"/>
-      <w:r>
-        <w:rPr>
-          <w:rFonts w:ascii="宋体" w:eastAsia="宋体" w:hAnsi="宋体"/>
-          <w:sz w:val="24"/>
-          <w:szCs w:val="24"/>
-        </w:rPr>
-        <w:t>1000×1000</w:t>
-      </w:r>
-      <w:proofErr w:type="gramEnd"/>
-      <w:r>
-        <w:rPr>
-          <w:rFonts w:ascii="宋体" w:eastAsia="宋体" w:hAnsi="宋体"/>
-          <w:sz w:val="24"/>
-          <w:szCs w:val="24"/>
-        </w:rPr>
-        <w:t>×3，所以数字将会是300万。如果你在尺寸很小的屏幕上观察，可能察觉不出上面的图片只有64×64那么大，而下面一张是1000×1000的大图。</w:t>
+        <w:t>1000×1000的图片，它足有1兆那么大，因为有3个RGB通道，特征向量的维度达到了1000×1000×3，所以数字将会是300万。如果你在尺寸很小的屏幕上观察，可能察觉不出上面的图片只有64×64那么大，而下面一张是1000×1000的大图。</w:t>
       </w:r>
     </w:p>
     <w:p>
@@ -749,15 +679,7 @@
         <w:t>如下图所示</w:t>
       </w:r>
       <w:r>
-        <w:t>在第一隐藏层中，你也许会有1000个隐藏单元，而所有的权</w:t>
-      </w:r>
-      <w:proofErr w:type="gramStart"/>
-      <w:r>
-        <w:t>值组成</w:t>
-      </w:r>
-      <w:proofErr w:type="gramEnd"/>
-      <w:r>
-        <w:t>了矩阵</w:t>
+        <w:t>在第一隐藏层中，你也许会有1000个隐藏单元，而所有的权值组成了矩阵</w:t>
       </w:r>
       <m:oMath>
         <m:sSup>
@@ -972,13 +894,7 @@
         <w:rPr>
           <w:rFonts w:hint="eastAsia"/>
         </w:rPr>
-        <w:t>例子中</w:t>
-      </w:r>
-      <w:r>
-        <w:rPr>
-          <w:rFonts w:hint="eastAsia"/>
-        </w:rPr>
-        <w:t>神经网络的前几层检测边缘，然后后面的层有可能检测到物体的部分区域，更靠后的一些层可能检测到完整的物体。</w:t>
+        <w:t>例子中神经网络的前几层检测边缘，然后后面的层有可能检测到物体的部分区域，更靠后的一些层可能检测到完整的物体。</w:t>
       </w:r>
       <w:r>
         <w:rPr>
@@ -1076,15 +992,7 @@
         <w:t>识别下面</w:t>
       </w:r>
       <w:r>
-        <w:t>这张照片里有什么物体，你可能做的第一件事是检测图片中的垂直边缘。比如说在这张图片中的栏杆就对应垂直线，与此同时，这些行人的轮廓</w:t>
-      </w:r>
-      <w:proofErr w:type="gramStart"/>
-      <w:r>
-        <w:t>线某种</w:t>
-      </w:r>
-      <w:proofErr w:type="gramEnd"/>
-      <w:r>
-        <w:t>程度上也是垂线，这些线是垂直边缘检测器的输出。同样，你可能也想检测水平边缘，比如说这些栏杆就是很明显的水平线，它们也能被检测到。</w:t>
+        <w:t>这张照片里有什么物体，你可能做的第一件事是检测图片中的垂直边缘。比如说在这张图片中的栏杆就对应垂直线，与此同时，这些行人的轮廓线某种程度上也是垂线，这些线是垂直边缘检测器的输出。同样，你可能也想检测水平边缘，比如说这些栏杆就是很明显的水平线，它们也能被检测到。</w:t>
       </w:r>
     </w:p>
     <w:p>
@@ -1397,9 +1305,6 @@
       <w:pPr>
         <w:pStyle w:val="a9"/>
         <w:jc w:val="center"/>
-        <w:rPr>
-          <w:rFonts w:hint="eastAsia"/>
-        </w:rPr>
       </w:pPr>
       <w:r>
         <w:rPr>
@@ -1836,10 +1741,7 @@
         <w:t>,</w:t>
       </w:r>
       <w:r>
-        <w:t xml:space="preserve"> </w:t>
-      </w:r>
-      <w:r>
-        <w:t>然后将该矩阵每个元素相加得到最左上角的元素，即</w:t>
+        <w:t xml:space="preserve"> 然后将该矩阵每个元素相加得到最左上角的元素，即</w:t>
       </w:r>
       <m:oMath>
         <m:r>
@@ -1980,9 +1882,6 @@
     <w:p>
       <w:pPr>
         <w:pStyle w:val="a9"/>
-        <w:rPr>
-          <w:rFonts w:hint="eastAsia"/>
-        </w:rPr>
       </w:pPr>
       <w:r>
         <w:rPr>
@@ -2064,9 +1963,6 @@
     <w:p>
       <w:pPr>
         <w:pStyle w:val="a9"/>
-        <w:rPr>
-          <w:rFonts w:hint="eastAsia"/>
-        </w:rPr>
       </w:pPr>
       <w:r>
         <w:rPr>
@@ -2405,15 +2301,7 @@
         <w:jc w:val="left"/>
       </w:pPr>
       <w:r>
-        <w:t>接下来也是一样，继续右移一步，把9个数</w:t>
-      </w:r>
-      <w:proofErr w:type="gramStart"/>
-      <w:r>
-        <w:t>的点积加起来</w:t>
-      </w:r>
-      <w:proofErr w:type="gramEnd"/>
-      <w:r>
-        <w:t>得到0。</w:t>
+        <w:t>接下来也是一样，继续右移一步，把9个数的点积加起来得到0。</w:t>
       </w:r>
       <w:r>
         <w:t>继续右移一步得到8</w:t>
@@ -2557,15 +2445,7 @@
         <w:t>重复进行元素乘法，然后加起来。通过这样做得到-10。再将其右移得到-2，接着是2，3。以此类推，这样计算完矩阵中的其他元素。</w:t>
       </w:r>
       <w:r>
-        <w:t>为了说得更清楚一点，这个-16是通过</w:t>
-      </w:r>
-      <w:proofErr w:type="gramStart"/>
-      <w:r>
-        <w:t>底部右</w:t>
-      </w:r>
-      <w:proofErr w:type="gramEnd"/>
-      <w:r>
-        <w:t>下角的3×3区域得到的。</w:t>
+        <w:t>为了说得更清楚一点，这个-16是通过底部右下角的3×3区域得到的。</w:t>
       </w:r>
     </w:p>
     <w:p>
@@ -2656,25 +2536,21 @@
       <w:r>
         <w:t>”来表示卷积。所以在编程练习中，你会使用一个叫</w:t>
       </w:r>
-      <w:proofErr w:type="spellStart"/>
       <w:r>
         <w:rPr>
           <w:rStyle w:val="aa"/>
         </w:rPr>
         <w:t>conv_forward</w:t>
       </w:r>
-      <w:proofErr w:type="spellEnd"/>
       <w:r>
         <w:t>的函数。如果在</w:t>
       </w:r>
-      <w:proofErr w:type="spellStart"/>
       <w:r>
         <w:rPr>
           <w:rStyle w:val="aa"/>
         </w:rPr>
         <w:t>tensorflow</w:t>
       </w:r>
-      <w:proofErr w:type="spellEnd"/>
       <w:r>
         <w:t>下，这个函数叫</w:t>
       </w:r>
@@ -2687,14 +2563,12 @@
       <w:r>
         <w:t>。在</w:t>
       </w:r>
-      <w:proofErr w:type="spellStart"/>
       <w:r>
         <w:rPr>
           <w:rStyle w:val="aa"/>
         </w:rPr>
         <w:t>Keras</w:t>
       </w:r>
-      <w:proofErr w:type="spellEnd"/>
       <w:r>
         <w:t>框架下用</w:t>
       </w:r>
@@ -2711,9 +2585,6 @@
     <w:p>
       <w:pPr>
         <w:jc w:val="left"/>
-        <w:rPr>
-          <w:rFonts w:hint="eastAsia"/>
-        </w:rPr>
       </w:pPr>
     </w:p>
     <w:p>
@@ -2743,23 +2614,7 @@
         <w:t>半</w:t>
       </w:r>
       <w:r>
-        <w:t>是0。如果你把它当成一个图片，左边那部分看起来是白色的，</w:t>
-      </w:r>
-      <w:proofErr w:type="gramStart"/>
-      <w:r>
-        <w:t>像素值</w:t>
-      </w:r>
-      <w:proofErr w:type="gramEnd"/>
-      <w:r>
-        <w:t>10是比较亮的像素值，右边</w:t>
-      </w:r>
-      <w:proofErr w:type="gramStart"/>
-      <w:r>
-        <w:t>像素值</w:t>
-      </w:r>
-      <w:proofErr w:type="gramEnd"/>
-      <w:r>
-        <w:t>比较暗，我使用灰色来表示0，尽管它也可以被画成黑的。图片里有一个特别明显的垂直边缘在图像中间，这条垂直线是从黑到白的过渡线，或者从白色到深色。</w:t>
+        <w:t>是0。如果你把它当成一个图片，左边那部分看起来是白色的，像素值10是比较亮的像素值，右边像素值比较暗，我使用灰色来表示0，尽管它也可以被画成黑的。图片里有一个特别明显的垂直边缘在图像中间，这条垂直线是从黑到白的过渡线，或者从白色到深色。</w:t>
       </w:r>
     </w:p>
     <w:p>
@@ -2770,20 +2625,9 @@
     <w:p>
       <w:pPr>
         <w:jc w:val="left"/>
-        <w:rPr>
-          <w:rFonts w:hint="eastAsia"/>
-        </w:rPr>
-      </w:pPr>
-      <w:r>
-        <w:t>当你用一个3×3过滤器进行卷积运算的时候，这个3×3的过滤器可视化为下面这个样子，在左边有明亮的像素，然后有一个过渡，0在中间，然后右边是深色的。卷积运算后，你得到的是右边的矩阵。如果你愿意，可以通过数学运算去验证。举例来说，最左上角的元素0，就是由这个3×3块（绿色方框标记）经过元素乘积</w:t>
-      </w:r>
-      <w:proofErr w:type="gramStart"/>
-      <w:r>
-        <w:t>运算再</w:t>
-      </w:r>
-      <w:proofErr w:type="gramEnd"/>
-      <w:r>
-        <w:t>求和得到的</w:t>
+      </w:pPr>
+      <w:r>
+        <w:t>当你用一个3×3过滤器进行卷积运算的时候，这个3×3的过滤器可视化为下面这个样子，在左边有明亮的像素，然后有一个过渡，0在中间，然后右边是深色的。卷积运算后，你得到的是右边的矩阵。如果你愿意，可以通过数学运算去验证。举例来说，最左上角的元素0，就是由这个3×3块（绿色方框标记）经过元素乘积运算再求和得到的</w:t>
       </w:r>
       <w:r>
         <w:rPr>
@@ -2875,15 +2719,7 @@
         <w:jc w:val="left"/>
       </w:pPr>
       <w:r>
-        <w:t>如果把最右边的矩阵当成图像，在中间</w:t>
-      </w:r>
-      <w:proofErr w:type="gramStart"/>
-      <w:r>
-        <w:t>有段亮一点</w:t>
-      </w:r>
-      <w:proofErr w:type="gramEnd"/>
-      <w:r>
-        <w:t>的区域，对应检查到这个6×6图像中间的垂直边缘。这里的维数似乎有点不正确，检测到的边缘太粗了。因为在这个例子中，图片太小了。如果你用一个1000×1000的图像，而不是6×6的图片，你会发现其会很好地检测出图像中的垂直边缘。在这个例子中，在输出图像中间的亮处，表示在图像中间有一个特别明显的垂直边缘。从垂直边缘检测中可以得到的启发是，因为我们使用3×3的矩阵（过滤器），所以垂直边缘是一个3×3的区域，左边是明亮的像素，中间的并不需要考虑，右边是深色像素。在这个6×6图像的中间部分，明亮的像素在左边，深色的像素在右边，就被视为一个垂直边缘，卷积运算提供了一个方便的方法来发现图像中的垂直边缘。</w:t>
+        <w:t>如果把最右边的矩阵当成图像，在中间有段亮一点的区域，对应检查到这个6×6图像中间的垂直边缘。这里的维数似乎有点不正确，检测到的边缘太粗了。因为在这个例子中，图片太小了。如果你用一个1000×1000的图像，而不是6×6的图片，你会发现其会很好地检测出图像中的垂直边缘。在这个例子中，在输出图像中间的亮处，表示在图像中间有一个特别明显的垂直边缘。从垂直边缘检测中可以得到的启发是，因为我们使用3×3的矩阵（过滤器），所以垂直边缘是一个3×3的区域，左边是明亮的像素，中间的并不需要考虑，右边是深色像素。在这个6×6图像的中间部分，明亮的像素在左边，深色的像素在右边，就被视为一个垂直边缘，卷积运算提供了一个方便的方法来发现图像中的垂直边缘。</w:t>
       </w:r>
     </w:p>
     <w:p>
@@ -3090,23 +2926,7 @@
         <w:t>从</w:t>
       </w:r>
       <w:r>
-        <w:t>之前的30被翻转成了-30，表明是</w:t>
-      </w:r>
-      <w:proofErr w:type="gramStart"/>
-      <w:r>
-        <w:t>由暗向亮</w:t>
-      </w:r>
-      <w:proofErr w:type="gramEnd"/>
-      <w:r>
-        <w:t>过渡，而不是由</w:t>
-      </w:r>
-      <w:proofErr w:type="gramStart"/>
-      <w:r>
-        <w:t>亮向暗过渡</w:t>
-      </w:r>
-      <w:proofErr w:type="gramEnd"/>
-      <w:r>
-        <w:t>。</w:t>
+        <w:t>之前的30被翻转成了-30，表明是由暗向亮过渡，而不是由亮向暗过渡。</w:t>
       </w:r>
       <w:r>
         <w:t>如果你不在乎这两者的区别，你可以取出矩阵的绝对值。但这个特定的过滤器确实可以为我们区分这两种明暗变化的区别。</w:t>
@@ -3115,9 +2935,6 @@
     <w:p>
       <w:pPr>
         <w:jc w:val="left"/>
-        <w:rPr>
-          <w:rFonts w:hint="eastAsia"/>
-        </w:rPr>
       </w:pPr>
     </w:p>
     <w:p>
@@ -3288,23 +3105,12 @@
         <w:t>一</w:t>
       </w:r>
       <w:r>
-        <w:t>个更复杂的例子，左上方和右下方都是亮度为10的点。如果你将它绘成图片，右上角是比较暗的地方，</w:t>
-      </w:r>
-      <w:proofErr w:type="gramStart"/>
-      <w:r>
-        <w:t>这边都是</w:t>
-      </w:r>
-      <w:proofErr w:type="gramEnd"/>
-      <w:r>
-        <w:t>亮度为0的点，我把这些比较暗的区域都加上阴影。而左上方和右下方都会相对较亮。如果你用这幅图与水平边缘过滤器卷积，就会得到右边这个矩阵。</w:t>
+        <w:t>个更复杂的例子，左上方和右下方都是亮度为10的点。如果你将它绘成图片，右上角是比较暗的地方，这边都是亮度为0的点，我把这些比较暗的区域都加上阴影。而左上方和右下方都会相对较亮。如果你用这幅图与水平边缘过滤器卷积，就会得到右边这个矩阵。</w:t>
       </w:r>
     </w:p>
     <w:p>
       <w:pPr>
         <w:jc w:val="left"/>
-        <w:rPr>
-          <w:rFonts w:hint="eastAsia"/>
-        </w:rPr>
       </w:pPr>
       <w:r>
         <w:rPr>
@@ -3373,15 +3179,7 @@
         <w:jc w:val="left"/>
       </w:pPr>
       <w:r>
-        <w:t>再次强调，我们现在所使用的都是相对很小的图片，仅有6×6。但这些中间的数值，比如说这个10（右边矩阵中黄色方框标记元素）代表的是左边这块区域（左边6×6矩阵中黄色方框标记的部分）。这块区域左边两列是正边，右边一列是负边，正边</w:t>
-      </w:r>
-      <w:proofErr w:type="gramStart"/>
-      <w:r>
-        <w:t>和负边的</w:t>
-      </w:r>
-      <w:proofErr w:type="gramEnd"/>
-      <w:r>
-        <w:t>值加在一起得到了一个中间值。但假如这个一个非常大的1000×1000的类似这样棋盘风格的大图，就不会出现这些亮度为10的过渡带了，因为图片尺寸很大，这些中间值就会变得非常小。</w:t>
+        <w:t>再次强调，我们现在所使用的都是相对很小的图片，仅有6×6。但这些中间的数值，比如说这个10（右边矩阵中黄色方框标记元素）代表的是左边这块区域（左边6×6矩阵中黄色方框标记的部分）。这块区域左边两列是正边，右边一列是负边，正边和负边的值加在一起得到了一个中间值。但假如这个一个非常大的1000×1000的类似这样棋盘风格的大图，就不会出现这些亮度为10的过渡带了，因为图片尺寸很大，这些中间值就会变得非常小。</w:t>
       </w:r>
     </w:p>
     <w:p>
@@ -3777,23 +3575,7 @@
         </m:d>
       </m:oMath>
       <w:r>
-        <w:t>，这叫做</w:t>
-      </w:r>
-      <w:proofErr w:type="spellStart"/>
-      <w:r>
-        <w:t>Scharr</w:t>
-      </w:r>
-      <w:proofErr w:type="spellEnd"/>
-      <w:r>
-        <w:t>过滤器，它有着</w:t>
-      </w:r>
-      <w:proofErr w:type="gramStart"/>
-      <w:r>
-        <w:t>和之前</w:t>
-      </w:r>
-      <w:proofErr w:type="gramEnd"/>
-      <w:r>
-        <w:t>完全不同的特性，实际上</w:t>
+        <w:t>，这叫做Scharr过滤器，它有着和之前完全不同的特性，实际上</w:t>
       </w:r>
       <w:r>
         <w:lastRenderedPageBreak/>
@@ -3927,9 +3709,6 @@
     <w:p>
       <w:pPr>
         <w:pStyle w:val="a9"/>
-        <w:rPr>
-          <w:rFonts w:hint="eastAsia"/>
-        </w:rPr>
       </w:pPr>
       <w:r>
         <w:t>当你得到左边这个6×6的图片，将其与这个3×3的过滤器进行卷积，将会得到一个出色的边缘检测。这就是你在下节视频中将会看到的，把这9个数字当成参数的过滤器，通过反向传播，你可以学习这种的过滤器</w:t>
@@ -4093,15 +3872,7 @@
         </m:d>
       </m:oMath>
       <w:r>
-        <w:t>，或者Sobel过滤器和</w:t>
-      </w:r>
-      <w:proofErr w:type="spellStart"/>
-      <w:r>
-        <w:t>Scharr</w:t>
-      </w:r>
-      <w:proofErr w:type="spellEnd"/>
-      <w:r>
-        <w:t>过滤器。还有另一种过滤器，这种过滤器对于数据的捕捉能力甚至可以胜过任何之前这些手写的过滤器。相比这种单纯的垂直边缘和水平边缘，它可以检测出45°或70°或73°，甚至是任何角度的边缘。</w:t>
+        <w:t>，或者Sobel过滤器和Scharr过滤器。还有另一种过滤器，这种过滤器对于数据的捕捉能力甚至可以胜过任何之前这些手写的过滤器。相比这种单纯的垂直边缘和水平边缘，它可以检测出45°或70°或73°，甚至是任何角度的边缘。</w:t>
       </w:r>
       <w:r>
         <w:rPr>
@@ -4127,15 +3898,7 @@
         <w:jc w:val="left"/>
       </w:pPr>
       <w:r>
-        <w:t>所以这种将这9个数字当成参数的思想，已经成为计算机视觉中最为有效的思想之一。在接下来的课程中，也就是下个星期，我们将</w:t>
-      </w:r>
-      <w:proofErr w:type="gramStart"/>
-      <w:r>
-        <w:t>详细去</w:t>
-      </w:r>
-      <w:proofErr w:type="gramEnd"/>
-      <w:r>
-        <w:t>探讨如何使用反向传播去让神经网络学习这9个数字。</w:t>
+        <w:t>所以这种将这9个数字当成参数的思想，已经成为计算机视觉中最为有效的思想之一。在接下来的课程中，也就是下个星期，我们将详细去探讨如何使用反向传播去让神经网络学习这9个数字。</w:t>
       </w:r>
     </w:p>
     <w:p>
@@ -4169,9 +3932,6 @@
     <w:p>
       <w:pPr>
         <w:jc w:val="left"/>
-        <w:rPr>
-          <w:rFonts w:hint="eastAsia"/>
-        </w:rPr>
       </w:pPr>
       <w:r>
         <w:t>如果你用一个3×3的过滤器卷积一个6×6的图像，你最后会得到一个4×4的输出，也就是一个4×4矩阵。那是因为你的3×3过滤器在6×6矩阵中，只可能有4×4种可能的位置。这背后的数学解释是，如果我们有一个</w:t>
@@ -4210,11 +3970,1154 @@
           <m:t>f×f</m:t>
         </m:r>
       </m:oMath>
+      <w:r>
+        <w:t>过滤器做卷积，那么输出的维度就</w:t>
+      </w:r>
+      <m:oMath>
+        <m:r>
+          <m:rPr>
+            <m:sty m:val="p"/>
+          </m:rPr>
+          <w:rPr>
+            <w:rFonts w:ascii="Cambria Math" w:hAnsi="Cambria Math"/>
+          </w:rPr>
+          <m:t>(</m:t>
+        </m:r>
+        <m:r>
+          <m:rPr>
+            <m:sty m:val="p"/>
+          </m:rPr>
+          <w:rPr>
+            <w:rFonts w:ascii="Cambria Math" w:hAnsi="Cambria Math" w:hint="eastAsia"/>
+          </w:rPr>
+          <m:t>n</m:t>
+        </m:r>
+        <m:r>
+          <m:rPr>
+            <m:sty m:val="p"/>
+          </m:rPr>
+          <w:rPr>
+            <w:rFonts w:ascii="Cambria Math" w:hAnsi="Cambria Math"/>
+          </w:rPr>
+          <m:t>-f+1)×(n-f+1)</m:t>
+        </m:r>
+      </m:oMath>
+      <w:r>
+        <w:t>是。在这个例子里是</w:t>
+      </w:r>
+      <w:r>
+        <w:rPr>
+          <w:rFonts w:hint="eastAsia"/>
+        </w:rPr>
+        <w:t>6</w:t>
+      </w:r>
+      <w:r>
+        <w:t>-3+1 =4</w:t>
+      </w:r>
+      <w:r>
+        <w:t>，因此得到了一个4×4的输出。</w:t>
+      </w:r>
+    </w:p>
+    <w:p>
+      <w:pPr>
+        <w:jc w:val="left"/>
+      </w:pPr>
+      <w:r>
+        <w:rPr>
+          <w:noProof/>
+        </w:rPr>
+        <w:drawing>
+          <wp:inline distT="0" distB="0" distL="0" distR="0" wp14:anchorId="1BCF4E7A" wp14:editId="0BD9EF1B">
+            <wp:extent cx="4792980" cy="2644140"/>
+            <wp:effectExtent l="0" t="0" r="7620" b="3810"/>
+            <wp:docPr id="24" name="图片 24" descr="http://www.ai-start.com/dl2017/images/d21e2642815d03b15396f7998ba4459a.png"/>
+            <wp:cNvGraphicFramePr>
+              <a:graphicFrameLocks xmlns:a="http://schemas.openxmlformats.org/drawingml/2006/main" noChangeAspect="1"/>
+            </wp:cNvGraphicFramePr>
+            <a:graphic xmlns:a="http://schemas.openxmlformats.org/drawingml/2006/main">
+              <a:graphicData uri="http://schemas.openxmlformats.org/drawingml/2006/picture">
+                <pic:pic xmlns:pic="http://schemas.openxmlformats.org/drawingml/2006/picture">
+                  <pic:nvPicPr>
+                    <pic:cNvPr id="0" name="Picture 1" descr="http://www.ai-start.com/dl2017/images/d21e2642815d03b15396f7998ba4459a.png"/>
+                    <pic:cNvPicPr>
+                      <a:picLocks noChangeAspect="1" noChangeArrowheads="1"/>
+                    </pic:cNvPicPr>
+                  </pic:nvPicPr>
+                  <pic:blipFill>
+                    <a:blip r:embed="rId30">
+                      <a:extLst>
+                        <a:ext uri="{28A0092B-C50C-407E-A947-70E740481C1C}">
+                          <a14:useLocalDpi xmlns:a14="http://schemas.microsoft.com/office/drawing/2010/main" val="0"/>
+                        </a:ext>
+                      </a:extLst>
+                    </a:blip>
+                    <a:srcRect/>
+                    <a:stretch>
+                      <a:fillRect/>
+                    </a:stretch>
+                  </pic:blipFill>
+                  <pic:spPr bwMode="auto">
+                    <a:xfrm>
+                      <a:off x="0" y="0"/>
+                      <a:ext cx="4792980" cy="2644140"/>
+                    </a:xfrm>
+                    <a:prstGeom prst="rect">
+                      <a:avLst/>
+                    </a:prstGeom>
+                    <a:noFill/>
+                    <a:ln>
+                      <a:noFill/>
+                    </a:ln>
+                  </pic:spPr>
+                </pic:pic>
+              </a:graphicData>
+            </a:graphic>
+          </wp:inline>
+        </w:drawing>
+      </w:r>
+    </w:p>
+    <w:p>
+      <w:pPr>
+        <w:jc w:val="left"/>
+      </w:pPr>
+      <w:r>
+        <w:t>这样的话会有</w:t>
+      </w:r>
+      <w:r>
+        <w:rPr>
+          <w:b/>
+        </w:rPr>
+        <w:t>两个缺点</w:t>
+      </w:r>
+      <w:r>
+        <w:t>，第一个缺点是每次做卷积操作，你的</w:t>
+      </w:r>
+      <w:r>
+        <w:rPr>
+          <w:b/>
+        </w:rPr>
+        <w:t>图像就会缩小</w:t>
+      </w:r>
+      <w:r>
+        <w:t>，从6×6缩小到4×4，你可能做了几次之后，你的图像就会变得很小了，可能会缩小到只有1×1的大小。你可不想让你的图像在每次识别边缘或其他特征时都缩小。</w:t>
+      </w:r>
+    </w:p>
+    <w:p>
+      <w:pPr>
+        <w:jc w:val="left"/>
+      </w:pPr>
+      <w:r>
+        <w:rPr>
+          <w:b/>
+        </w:rPr>
+        <w:t>第二个缺点</w:t>
+      </w:r>
+      <w:r>
+        <w:t>时，如果你注意角落边缘的像素，这个像素点（绿色阴影标记）只被一个输出所触碰或者使用，因为它位于这个3×3的区域的一角。但如果是在中间的像素点，比如这个（红色方框标记），就会有许多3×3的区域与之重叠。所以那些在角落或者边缘区域的像素点在输出中采用较少，意味着</w:t>
+      </w:r>
+      <w:r>
+        <w:rPr>
+          <w:b/>
+        </w:rPr>
+        <w:t>你丢掉了图像边缘位置的许多信息</w:t>
+      </w:r>
+      <w:r>
+        <w:t>。</w:t>
+      </w:r>
+    </w:p>
+    <w:p>
+      <w:pPr>
+        <w:jc w:val="center"/>
+      </w:pPr>
+      <w:r>
+        <w:rPr>
+          <w:noProof/>
+        </w:rPr>
+        <w:drawing>
+          <wp:inline distT="0" distB="0" distL="0" distR="0" wp14:anchorId="134B47E1" wp14:editId="0F91B29A">
+            <wp:extent cx="2857500" cy="1287780"/>
+            <wp:effectExtent l="0" t="0" r="0" b="7620"/>
+            <wp:docPr id="25" name="图片 25" descr="http://www.ai-start.com/dl2017/images/170e076ceaeb70339baa7b25ad5f5e6c.png"/>
+            <wp:cNvGraphicFramePr>
+              <a:graphicFrameLocks xmlns:a="http://schemas.openxmlformats.org/drawingml/2006/main" noChangeAspect="1"/>
+            </wp:cNvGraphicFramePr>
+            <a:graphic xmlns:a="http://schemas.openxmlformats.org/drawingml/2006/main">
+              <a:graphicData uri="http://schemas.openxmlformats.org/drawingml/2006/picture">
+                <pic:pic xmlns:pic="http://schemas.openxmlformats.org/drawingml/2006/picture">
+                  <pic:nvPicPr>
+                    <pic:cNvPr id="0" name="Picture 3" descr="http://www.ai-start.com/dl2017/images/170e076ceaeb70339baa7b25ad5f5e6c.png"/>
+                    <pic:cNvPicPr>
+                      <a:picLocks noChangeAspect="1" noChangeArrowheads="1"/>
+                    </pic:cNvPicPr>
+                  </pic:nvPicPr>
+                  <pic:blipFill>
+                    <a:blip r:embed="rId31">
+                      <a:extLst>
+                        <a:ext uri="{28A0092B-C50C-407E-A947-70E740481C1C}">
+                          <a14:useLocalDpi xmlns:a14="http://schemas.microsoft.com/office/drawing/2010/main" val="0"/>
+                        </a:ext>
+                      </a:extLst>
+                    </a:blip>
+                    <a:srcRect/>
+                    <a:stretch>
+                      <a:fillRect/>
+                    </a:stretch>
+                  </pic:blipFill>
+                  <pic:spPr bwMode="auto">
+                    <a:xfrm>
+                      <a:off x="0" y="0"/>
+                      <a:ext cx="2857500" cy="1287780"/>
+                    </a:xfrm>
+                    <a:prstGeom prst="rect">
+                      <a:avLst/>
+                    </a:prstGeom>
+                    <a:noFill/>
+                    <a:ln>
+                      <a:noFill/>
+                    </a:ln>
+                  </pic:spPr>
+                </pic:pic>
+              </a:graphicData>
+            </a:graphic>
+          </wp:inline>
+        </w:drawing>
+      </w:r>
+    </w:p>
+    <w:p>
+      <w:pPr>
+        <w:widowControl/>
+        <w:spacing w:before="100" w:beforeAutospacing="1" w:after="100" w:afterAutospacing="1"/>
+        <w:jc w:val="left"/>
+        <w:rPr>
+          <w:rFonts w:ascii="宋体" w:eastAsia="宋体" w:hAnsi="宋体" w:cs="宋体"/>
+          <w:kern w:val="0"/>
+          <w:sz w:val="24"/>
+          <w:szCs w:val="24"/>
+        </w:rPr>
+      </w:pPr>
+      <w:r>
+        <w:rPr>
+          <w:rFonts w:ascii="宋体" w:eastAsia="宋体" w:hAnsi="宋体" w:cs="宋体"/>
+          <w:kern w:val="0"/>
+          <w:sz w:val="24"/>
+          <w:szCs w:val="24"/>
+        </w:rPr>
+        <w:t>为了解决这两个问题，</w:t>
+      </w:r>
+      <w:r>
+        <w:rPr>
+          <w:rFonts w:ascii="宋体" w:eastAsia="宋体" w:hAnsi="宋体" w:cs="宋体"/>
+          <w:b/>
+          <w:kern w:val="0"/>
+          <w:sz w:val="24"/>
+          <w:szCs w:val="24"/>
+        </w:rPr>
+        <w:t>一是输出缩小</w:t>
+      </w:r>
+      <w:r>
+        <w:rPr>
+          <w:rFonts w:ascii="宋体" w:eastAsia="宋体" w:hAnsi="宋体" w:cs="宋体"/>
+          <w:kern w:val="0"/>
+          <w:sz w:val="24"/>
+          <w:szCs w:val="24"/>
+        </w:rPr>
+        <w:t>。当我们建立深度神经网络时，你就会知道你为什么不希望每进行一步操作图像都会缩小。比如当你有100层深层的网络，如果图像每经过一层都缩小的话，经过100层网络后，你就会得到一个很小的图像，所以这是个问题。</w:t>
+      </w:r>
+      <w:r>
+        <w:rPr>
+          <w:rFonts w:ascii="宋体" w:eastAsia="宋体" w:hAnsi="宋体" w:cs="宋体"/>
+          <w:b/>
+          <w:kern w:val="0"/>
+          <w:sz w:val="24"/>
+          <w:szCs w:val="24"/>
+        </w:rPr>
+        <w:t>另一个问题</w:t>
+      </w:r>
+      <w:r>
+        <w:rPr>
+          <w:rFonts w:ascii="宋体" w:eastAsia="宋体" w:hAnsi="宋体" w:cs="宋体"/>
+          <w:kern w:val="0"/>
+          <w:sz w:val="24"/>
+          <w:szCs w:val="24"/>
+        </w:rPr>
+        <w:t>是图像边缘的大部分信息都丢失了。</w:t>
+      </w:r>
+    </w:p>
+    <w:p>
+      <w:r>
+        <w:rPr>
+          <w:b/>
+        </w:rPr>
+        <w:t>为了解决这些问题，你可以在卷积操作之前填充这幅图像</w:t>
+      </w:r>
+      <w:r>
+        <w:t>。在这个案例中，你可以沿着图像</w:t>
+      </w:r>
+      <w:r>
+        <w:lastRenderedPageBreak/>
+        <w:t>边缘再填充一层像素。如果你这样操作了，那么6×6的图像就被你填充成了一个8×8的图像。如果你用3×3的图像对这个8×8的图像卷积，你得到的输出就不是4×4的，而是6×6的图像，你就得到了一个尺寸和原始图像6×6的图像。习惯上，</w:t>
+      </w:r>
+      <w:r>
+        <w:rPr>
+          <w:b/>
+        </w:rPr>
+        <w:t>你可以用0去填充，</w:t>
+      </w:r>
+      <w:r>
+        <w:t>如果</w:t>
+      </w:r>
+      <w:r>
+        <w:rPr>
+          <w:rFonts w:hint="eastAsia"/>
+        </w:rPr>
+        <w:t>p</w:t>
+      </w:r>
+      <w:r>
+        <w:t>是填充的数量，在这个案例中</w:t>
+      </w:r>
+      <w:r>
+        <w:rPr>
+          <w:rFonts w:hint="eastAsia"/>
+        </w:rPr>
+        <w:t>p</w:t>
+      </w:r>
+      <w:r>
+        <w:t>=1</w:t>
+      </w:r>
+      <w:r>
+        <w:t>，因为我们在周围都填充了一个像素点，输出也就变成了</w:t>
+      </w:r>
+      <m:oMath>
+        <m:r>
+          <m:rPr>
+            <m:sty m:val="p"/>
+          </m:rPr>
+          <w:rPr>
+            <w:rFonts w:ascii="Cambria Math" w:hAnsi="Cambria Math"/>
+          </w:rPr>
+          <m:t>(</m:t>
+        </m:r>
+        <m:r>
+          <m:rPr>
+            <m:sty m:val="p"/>
+          </m:rPr>
+          <w:rPr>
+            <w:rFonts w:ascii="Cambria Math" w:hAnsi="Cambria Math" w:hint="eastAsia"/>
+          </w:rPr>
+          <m:t>n</m:t>
+        </m:r>
+        <m:r>
+          <m:rPr>
+            <m:sty m:val="p"/>
+          </m:rPr>
+          <w:rPr>
+            <w:rFonts w:ascii="Cambria Math" w:hAnsi="Cambria Math"/>
+          </w:rPr>
+          <m:t>+2p</m:t>
+        </m:r>
+        <m:r>
+          <m:rPr>
+            <m:sty m:val="p"/>
+          </m:rPr>
+          <w:rPr>
+            <w:rFonts w:ascii="Cambria Math" w:hAnsi="Cambria Math"/>
+          </w:rPr>
+          <m:t>-f+1)×(n</m:t>
+        </m:r>
+        <m:r>
+          <m:rPr>
+            <m:sty m:val="p"/>
+          </m:rPr>
+          <w:rPr>
+            <w:rFonts w:ascii="Cambria Math" w:hAnsi="Cambria Math"/>
+          </w:rPr>
+          <m:t>+2p</m:t>
+        </m:r>
+        <m:r>
+          <m:rPr>
+            <m:sty m:val="p"/>
+          </m:rPr>
+          <w:rPr>
+            <w:rFonts w:ascii="Cambria Math" w:hAnsi="Cambria Math"/>
+          </w:rPr>
+          <m:t>-f+1)</m:t>
+        </m:r>
+      </m:oMath>
+      <w:r>
+        <w:t>，所以就变成了</w:t>
+      </w:r>
+      <m:oMath>
+        <m:d>
+          <m:dPr>
+            <m:ctrlPr>
+              <w:rPr>
+                <w:rFonts w:ascii="Cambria Math" w:hAnsi="Cambria Math"/>
+              </w:rPr>
+            </m:ctrlPr>
+          </m:dPr>
+          <m:e>
+            <m:r>
+              <m:rPr>
+                <m:sty m:val="p"/>
+              </m:rPr>
+              <w:rPr>
+                <w:rFonts w:ascii="Cambria Math" w:hAnsi="Cambria Math"/>
+              </w:rPr>
+              <m:t>6+2×1</m:t>
+            </m:r>
+            <m:r>
+              <m:rPr>
+                <m:sty m:val="p"/>
+              </m:rPr>
+              <w:rPr>
+                <w:rFonts w:ascii="Cambria Math" w:hAnsi="Cambria Math"/>
+              </w:rPr>
+              <m:t>-</m:t>
+            </m:r>
+            <m:r>
+              <m:rPr>
+                <m:sty m:val="p"/>
+              </m:rPr>
+              <w:rPr>
+                <w:rFonts w:ascii="Cambria Math" w:hAnsi="Cambria Math"/>
+              </w:rPr>
+              <m:t>3</m:t>
+            </m:r>
+            <m:r>
+              <m:rPr>
+                <m:sty m:val="p"/>
+              </m:rPr>
+              <w:rPr>
+                <w:rFonts w:ascii="Cambria Math" w:hAnsi="Cambria Math"/>
+              </w:rPr>
+              <m:t>+1</m:t>
+            </m:r>
+          </m:e>
+        </m:d>
+        <m:r>
+          <m:rPr>
+            <m:sty m:val="p"/>
+          </m:rPr>
+          <w:rPr>
+            <w:rFonts w:ascii="Cambria Math" w:hAnsi="Cambria Math"/>
+          </w:rPr>
+          <m:t>×</m:t>
+        </m:r>
+        <m:d>
+          <m:dPr>
+            <m:ctrlPr>
+              <w:rPr>
+                <w:rFonts w:ascii="Cambria Math" w:hAnsi="Cambria Math"/>
+              </w:rPr>
+            </m:ctrlPr>
+          </m:dPr>
+          <m:e>
+            <m:r>
+              <m:rPr>
+                <m:sty m:val="p"/>
+              </m:rPr>
+              <w:rPr>
+                <w:rFonts w:ascii="Cambria Math" w:hAnsi="Cambria Math"/>
+              </w:rPr>
+              <m:t>6+2×1-3+1</m:t>
+            </m:r>
+          </m:e>
+        </m:d>
+        <m:r>
+          <w:rPr>
+            <w:rFonts w:ascii="Cambria Math" w:hAnsi="Cambria Math"/>
+          </w:rPr>
+          <m:t>=6×6</m:t>
+        </m:r>
+      </m:oMath>
+      <w:r>
+        <w:t>，和输入的图像一样大。这个涂绿的像素点（左边矩阵）影响了输出中的这些格子（右边矩阵）。这样一来</w:t>
+      </w:r>
+      <w:r>
+        <w:rPr>
+          <w:b/>
+        </w:rPr>
+        <w:t>，丢失信息或者更准确来说角落或图像边缘的信息发挥的作用较小的这一缺点就被削弱了</w:t>
+      </w:r>
+      <w:r>
+        <w:t>。</w:t>
+      </w:r>
+    </w:p>
+    <w:p/>
+    <w:p>
+      <w:r>
+        <w:t>刚才我已经展示过用一个像素点来填充边缘，如果你想的话，也可以填充两个像素点，也就是说在这里填充一层。实际上你还可以填充更多像素。我这里画的这种情况，填充后</w:t>
+      </w:r>
+      <w:r>
+        <w:rPr>
+          <w:rFonts w:hint="eastAsia"/>
+        </w:rPr>
+        <w:t>p</w:t>
+      </w:r>
+      <w:r>
+        <w:t xml:space="preserve"> = 2</w:t>
+      </w:r>
+      <w:r>
+        <w:t>。</w:t>
+      </w:r>
+    </w:p>
+    <w:p>
+      <w:pPr>
+        <w:jc w:val="center"/>
+      </w:pPr>
+      <w:r>
+        <w:rPr>
+          <w:noProof/>
+        </w:rPr>
+        <w:drawing>
+          <wp:inline distT="0" distB="0" distL="0" distR="0" wp14:anchorId="21B10C38" wp14:editId="66C77949">
+            <wp:extent cx="2857500" cy="2621280"/>
+            <wp:effectExtent l="0" t="0" r="0" b="7620"/>
+            <wp:docPr id="26" name="图片 26" descr="http://www.ai-start.com/dl2017/images/7043a30561c0e84e1c905e5723e51c6c.png"/>
+            <wp:cNvGraphicFramePr>
+              <a:graphicFrameLocks xmlns:a="http://schemas.openxmlformats.org/drawingml/2006/main" noChangeAspect="1"/>
+            </wp:cNvGraphicFramePr>
+            <a:graphic xmlns:a="http://schemas.openxmlformats.org/drawingml/2006/main">
+              <a:graphicData uri="http://schemas.openxmlformats.org/drawingml/2006/picture">
+                <pic:pic xmlns:pic="http://schemas.openxmlformats.org/drawingml/2006/picture">
+                  <pic:nvPicPr>
+                    <pic:cNvPr id="0" name="Picture 5" descr="http://www.ai-start.com/dl2017/images/7043a30561c0e84e1c905e5723e51c6c.png"/>
+                    <pic:cNvPicPr>
+                      <a:picLocks noChangeAspect="1" noChangeArrowheads="1"/>
+                    </pic:cNvPicPr>
+                  </pic:nvPicPr>
+                  <pic:blipFill>
+                    <a:blip r:embed="rId32">
+                      <a:extLst>
+                        <a:ext uri="{28A0092B-C50C-407E-A947-70E740481C1C}">
+                          <a14:useLocalDpi xmlns:a14="http://schemas.microsoft.com/office/drawing/2010/main" val="0"/>
+                        </a:ext>
+                      </a:extLst>
+                    </a:blip>
+                    <a:srcRect/>
+                    <a:stretch>
+                      <a:fillRect/>
+                    </a:stretch>
+                  </pic:blipFill>
+                  <pic:spPr bwMode="auto">
+                    <a:xfrm>
+                      <a:off x="0" y="0"/>
+                      <a:ext cx="2857500" cy="2621280"/>
+                    </a:xfrm>
+                    <a:prstGeom prst="rect">
+                      <a:avLst/>
+                    </a:prstGeom>
+                    <a:noFill/>
+                    <a:ln>
+                      <a:noFill/>
+                    </a:ln>
+                  </pic:spPr>
+                </pic:pic>
+              </a:graphicData>
+            </a:graphic>
+          </wp:inline>
+        </w:drawing>
+      </w:r>
+    </w:p>
+    <w:p>
+      <w:r>
+        <w:rPr>
+          <w:rFonts w:hint="eastAsia"/>
+        </w:rPr>
+        <w:t>至于选择填充多少像素，通常有两个选择，</w:t>
+      </w:r>
+      <w:r>
+        <w:rPr>
+          <w:rFonts w:hint="eastAsia"/>
+          <w:b/>
+        </w:rPr>
+        <w:t>填充类型</w:t>
+      </w:r>
+      <w:r>
+        <w:rPr>
+          <w:rFonts w:hint="eastAsia"/>
+        </w:rPr>
+        <w:t>分</w:t>
+      </w:r>
+      <w:r>
+        <w:rPr>
+          <w:rFonts w:hint="eastAsia"/>
+        </w:rPr>
+        <w:t>为</w:t>
+      </w:r>
+      <w:r>
+        <w:rPr>
+          <w:rFonts w:hint="eastAsia"/>
+        </w:rPr>
+        <w:t>叫做</w:t>
+      </w:r>
+      <w:r>
+        <w:rPr>
+          <w:b/>
+        </w:rPr>
+        <w:t>Valid卷积和Same卷积</w:t>
+      </w:r>
+      <w:r>
+        <w:t>。</w:t>
+      </w:r>
+    </w:p>
+    <w:p/>
+    <w:p>
+      <w:r>
+        <w:rPr>
+          <w:b/>
+        </w:rPr>
+        <w:t>Valid卷积意味着不填充</w:t>
+      </w:r>
+      <w:r>
+        <w:t>，这样的话，如果你有一个的图像，用一个的过滤器卷积，它将会给你一个维的输出。这类似于我们在前面的视频中展示的例子，有一个6×6的图像，通过一个3×3的过滤器，得到一个4×4的输出。</w:t>
+      </w:r>
+    </w:p>
+    <w:p>
+      <w:r>
+        <w:t>另一个经常被用到的填充方法叫做</w:t>
+      </w:r>
+      <w:r>
+        <w:rPr>
+          <w:rStyle w:val="aa"/>
+        </w:rPr>
+        <w:t>Same</w:t>
+      </w:r>
+      <w:r>
+        <w:rPr>
+          <w:b/>
+        </w:rPr>
+        <w:t>卷积</w:t>
+      </w:r>
+      <w:r>
+        <w:t>，那意味你填充后，你的输出大小和输入大小是一样的。根据这个公式</w:t>
+      </w:r>
+      <m:oMath>
+        <m:r>
+          <m:rPr>
+            <m:sty m:val="p"/>
+          </m:rPr>
+          <w:rPr>
+            <w:rFonts w:ascii="Cambria Math" w:hAnsi="Cambria Math"/>
+          </w:rPr>
+          <m:t>(</m:t>
+        </m:r>
+        <m:r>
+          <m:rPr>
+            <m:sty m:val="p"/>
+          </m:rPr>
+          <w:rPr>
+            <w:rFonts w:ascii="Cambria Math" w:hAnsi="Cambria Math" w:hint="eastAsia"/>
+          </w:rPr>
+          <m:t>n</m:t>
+        </m:r>
+        <m:r>
+          <m:rPr>
+            <m:sty m:val="p"/>
+          </m:rPr>
+          <w:rPr>
+            <w:rFonts w:ascii="Cambria Math" w:hAnsi="Cambria Math"/>
+          </w:rPr>
+          <m:t>-f+1)×(n-f+1)</m:t>
+        </m:r>
+      </m:oMath>
+      <w:r>
+        <w:t>，当你填充</w:t>
+      </w:r>
+      <w:r>
+        <w:rPr>
+          <w:rFonts w:hint="eastAsia"/>
+        </w:rPr>
+        <w:t>p</w:t>
+      </w:r>
+      <w:r>
+        <w:t>个像素点，</w:t>
+      </w:r>
+      <w:r>
+        <w:rPr>
+          <w:rFonts w:hint="eastAsia"/>
+        </w:rPr>
+        <w:t>n</w:t>
+      </w:r>
+      <w:r>
+        <w:t>就变成了</w:t>
+      </w:r>
+      <m:oMath>
+        <m:r>
+          <m:rPr>
+            <m:sty m:val="p"/>
+          </m:rPr>
+          <w:rPr>
+            <w:rFonts w:ascii="Cambria Math" w:hAnsi="Cambria Math" w:hint="eastAsia"/>
+          </w:rPr>
+          <m:t>n</m:t>
+        </m:r>
+        <m:r>
+          <m:rPr>
+            <m:sty m:val="p"/>
+          </m:rPr>
+          <w:rPr>
+            <w:rFonts w:ascii="Cambria Math" w:hAnsi="Cambria Math"/>
+          </w:rPr>
+          <m:t>+2p</m:t>
+        </m:r>
+      </m:oMath>
+      <w:r>
+        <w:t>，最后公式变为</w:t>
+      </w:r>
+      <m:oMath>
+        <m:r>
+          <m:rPr>
+            <m:sty m:val="p"/>
+          </m:rPr>
+          <w:rPr>
+            <w:rFonts w:ascii="Cambria Math" w:hAnsi="Cambria Math" w:hint="eastAsia"/>
+          </w:rPr>
+          <m:t>n</m:t>
+        </m:r>
+        <m:r>
+          <m:rPr>
+            <m:sty m:val="p"/>
+          </m:rPr>
+          <w:rPr>
+            <w:rFonts w:ascii="Cambria Math" w:hAnsi="Cambria Math"/>
+          </w:rPr>
+          <m:t>+2p</m:t>
+        </m:r>
+        <m:r>
+          <m:rPr>
+            <m:sty m:val="p"/>
+          </m:rPr>
+          <w:rPr>
+            <w:rFonts w:ascii="Cambria Math" w:hAnsi="Cambria Math"/>
+          </w:rPr>
+          <m:t>-f+1</m:t>
+        </m:r>
+      </m:oMath>
+      <w:r>
+        <w:t>。因此如果你有一个</w:t>
+      </w:r>
+      <m:oMath>
+        <m:r>
+          <m:rPr>
+            <m:sty m:val="p"/>
+          </m:rPr>
+          <w:rPr>
+            <w:rFonts w:ascii="Cambria Math" w:hAnsi="Cambria Math" w:hint="eastAsia"/>
+          </w:rPr>
+          <m:t>n</m:t>
+        </m:r>
+        <m:r>
+          <m:rPr>
+            <m:sty m:val="p"/>
+          </m:rPr>
+          <w:rPr>
+            <w:rFonts w:ascii="Cambria Math" w:hAnsi="Cambria Math"/>
+          </w:rPr>
+          <m:t>×n</m:t>
+        </m:r>
+      </m:oMath>
+      <w:r>
+        <w:t>的图像，用</w:t>
+      </w:r>
+      <w:r>
+        <w:rPr>
+          <w:rFonts w:hint="eastAsia"/>
+        </w:rPr>
+        <w:t>p</w:t>
+      </w:r>
+      <w:r>
+        <w:t>个像素填充边缘，输出的大小就是这样的</w:t>
+      </w:r>
+      <m:oMath>
+        <m:r>
+          <m:rPr>
+            <m:sty m:val="p"/>
+          </m:rPr>
+          <w:rPr>
+            <w:rFonts w:ascii="Cambria Math" w:hAnsi="Cambria Math"/>
+          </w:rPr>
+          <m:t>(</m:t>
+        </m:r>
+        <m:r>
+          <m:rPr>
+            <m:sty m:val="p"/>
+          </m:rPr>
+          <w:rPr>
+            <w:rFonts w:ascii="Cambria Math" w:hAnsi="Cambria Math" w:hint="eastAsia"/>
+          </w:rPr>
+          <m:t>n</m:t>
+        </m:r>
+        <m:r>
+          <m:rPr>
+            <m:sty m:val="p"/>
+          </m:rPr>
+          <w:rPr>
+            <w:rFonts w:ascii="Cambria Math" w:hAnsi="Cambria Math"/>
+          </w:rPr>
+          <m:t>+2p-f+1)×(</m:t>
+        </m:r>
+        <m:r>
+          <m:rPr>
+            <m:sty m:val="p"/>
+          </m:rPr>
+          <w:rPr>
+            <w:rFonts w:ascii="Cambria Math" w:hAnsi="Cambria Math" w:hint="eastAsia"/>
+          </w:rPr>
+          <m:t>n</m:t>
+        </m:r>
+        <m:r>
+          <m:rPr>
+            <m:sty m:val="p"/>
+          </m:rPr>
+          <w:rPr>
+            <w:rFonts w:ascii="Cambria Math" w:hAnsi="Cambria Math"/>
+          </w:rPr>
+          <m:t>+2p-f+1)</m:t>
+        </m:r>
+      </m:oMath>
+      <w:r>
+        <w:t>。如果你想让</w:t>
+      </w:r>
+      <m:oMath>
+        <m:r>
+          <m:rPr>
+            <m:sty m:val="p"/>
+          </m:rPr>
+          <w:rPr>
+            <w:rFonts w:ascii="Cambria Math" w:hAnsi="Cambria Math" w:hint="eastAsia"/>
+          </w:rPr>
+          <m:t>n</m:t>
+        </m:r>
+        <m:r>
+          <m:rPr>
+            <m:sty m:val="p"/>
+          </m:rPr>
+          <w:rPr>
+            <w:rFonts w:ascii="Cambria Math" w:hAnsi="Cambria Math"/>
+          </w:rPr>
+          <m:t>+2p-f+1</m:t>
+        </m:r>
+        <m:r>
+          <m:rPr>
+            <m:sty m:val="p"/>
+          </m:rPr>
+          <w:rPr>
+            <w:rFonts w:ascii="Cambria Math" w:hAnsi="Cambria Math"/>
+          </w:rPr>
+          <m:t>=n</m:t>
+        </m:r>
+      </m:oMath>
+      <w:r>
+        <w:t>的话，使得输出和输入大小相等，如果你用这个等式求解</w:t>
+      </w:r>
+      <w:r>
+        <w:rPr>
+          <w:rFonts w:hint="eastAsia"/>
+        </w:rPr>
+        <w:t>p</w:t>
+      </w:r>
+      <w:r>
+        <w:t>，那么</w:t>
+      </w:r>
+      <m:oMath>
+        <m:r>
+          <m:rPr>
+            <m:sty m:val="p"/>
+          </m:rPr>
+          <w:rPr>
+            <w:rFonts w:ascii="Cambria Math" w:hAnsi="Cambria Math"/>
+          </w:rPr>
+          <m:t>p=</m:t>
+        </m:r>
+        <m:r>
+          <m:rPr>
+            <m:sty m:val="p"/>
+          </m:rPr>
+          <w:rPr>
+            <w:rFonts w:ascii="Cambria Math" w:hAnsi="Cambria Math"/>
+          </w:rPr>
+          <m:t>(f-1)/2</m:t>
+        </m:r>
+      </m:oMath>
+      <w:r>
+        <w:rPr>
+          <w:rFonts w:hint="eastAsia"/>
+        </w:rPr>
+        <w:t>。</w:t>
+      </w:r>
+      <w:r>
+        <w:t>所以当是一个奇数的时候，只要选择相应的填充尺寸，你就能确保得到和输入相同尺寸的输出。这也是为什么前面的例子，当过滤器是3×3时，和上一张幻灯片的例子一样，使得输出尺寸等于输入尺寸，所需要的填充是(3-1)/2，也就是1个像素。另一个例子</w:t>
+      </w:r>
+      <w:r>
+        <w:rPr>
+          <w:rFonts w:hint="eastAsia"/>
+        </w:rPr>
+        <w:t>f</w:t>
+      </w:r>
+      <w:r>
+        <w:t>= 5</w:t>
+      </w:r>
+      <w:r>
+        <w:t>，当你的过滤器是5×5，如果，然后代入那个式子，你就会发现需要2层填充使得输出和输入一样大，这是过滤器5×5的情况。</w:t>
+      </w:r>
+    </w:p>
+    <w:p/>
+    <w:p>
+      <w:pPr>
+        <w:pStyle w:val="a9"/>
+      </w:pPr>
+      <w:r>
+        <w:t>习惯上，</w:t>
+      </w:r>
+      <w:r>
+        <w:rPr>
+          <w:b/>
+        </w:rPr>
+        <w:t>计算机视觉中</w:t>
+      </w:r>
+      <m:oMath>
+        <m:r>
+          <m:rPr>
+            <m:sty m:val="b"/>
+          </m:rPr>
+          <w:rPr>
+            <w:rFonts w:ascii="Cambria Math" w:hAnsi="Cambria Math"/>
+          </w:rPr>
+          <m:t>f</m:t>
+        </m:r>
+      </m:oMath>
+      <w:r>
+        <w:rPr>
+          <w:b/>
+        </w:rPr>
+        <w:t>通常是奇数</w:t>
+      </w:r>
+      <w:r>
+        <w:t>，甚至可能都是这样。你很少看到一个偶数的过滤器在计算机视觉里使用，我认为有两个原因。</w:t>
+      </w:r>
+    </w:p>
+    <w:p>
+      <w:pPr>
+        <w:pStyle w:val="a9"/>
+      </w:pPr>
+      <w:r>
+        <w:lastRenderedPageBreak/>
+        <w:t>其中</w:t>
+      </w:r>
+      <w:r>
+        <w:rPr>
+          <w:b/>
+        </w:rPr>
+        <w:t>一个可能是</w:t>
+      </w:r>
+      <w:r>
+        <w:t>，如果</w:t>
+      </w:r>
+      <m:oMath>
+        <m:r>
+          <m:rPr>
+            <m:sty m:val="p"/>
+          </m:rPr>
+          <w:rPr>
+            <w:rFonts w:ascii="Cambria Math" w:hAnsi="Cambria Math"/>
+          </w:rPr>
+          <m:t>f</m:t>
+        </m:r>
+      </m:oMath>
+      <w:r>
+        <w:t>是一个偶数，那么你只能使用一些不对称填充。只有</w:t>
+      </w:r>
+      <m:oMath>
+        <m:r>
+          <m:rPr>
+            <m:sty m:val="p"/>
+          </m:rPr>
+          <w:rPr>
+            <w:rFonts w:ascii="Cambria Math" w:hAnsi="Cambria Math"/>
+          </w:rPr>
+          <m:t>f</m:t>
+        </m:r>
+      </m:oMath>
+      <w:r>
+        <w:t>是奇数的情况下，</w:t>
+      </w:r>
+      <w:r>
+        <w:rPr>
+          <w:rStyle w:val="aa"/>
+        </w:rPr>
+        <w:t>Same</w:t>
+      </w:r>
+      <w:r>
+        <w:t>卷积才会有自然的填充，我们</w:t>
+      </w:r>
+      <w:r>
+        <w:rPr>
+          <w:b/>
+        </w:rPr>
+        <w:t>可以以同样的数量填充四</w:t>
+      </w:r>
+      <w:r>
+        <w:t>周，而不是左边填充多一点，右边填充少一点，这样不对称的填充。</w:t>
+      </w:r>
+    </w:p>
+    <w:p>
+      <w:pPr>
+        <w:pStyle w:val="a9"/>
+      </w:pPr>
+      <w:r>
+        <w:t>第</w:t>
+      </w:r>
+      <w:r>
+        <w:rPr>
+          <w:b/>
+        </w:rPr>
+        <w:t>二个原因</w:t>
+      </w:r>
+      <w:r>
+        <w:t>是当你有一个奇数维过滤器，比如3×3或者5×5的，它就</w:t>
+      </w:r>
+      <w:r>
+        <w:rPr>
+          <w:b/>
+        </w:rPr>
+        <w:t>有一个中心点</w:t>
+      </w:r>
+      <w:r>
+        <w:t>。有时在计算机视觉里，如果有一个中心像素点会更方便，便于指出过滤器的位置。</w:t>
+      </w:r>
+    </w:p>
+    <w:p>
+      <w:pPr>
+        <w:pStyle w:val="a9"/>
+      </w:pPr>
+      <w:r>
+        <w:t>也许这些都不是为什么</w:t>
+      </w:r>
+      <m:oMath>
+        <m:r>
+          <m:rPr>
+            <m:sty m:val="p"/>
+          </m:rPr>
+          <w:rPr>
+            <w:rFonts w:ascii="Cambria Math" w:hAnsi="Cambria Math"/>
+          </w:rPr>
+          <m:t>f</m:t>
+        </m:r>
+      </m:oMath>
+      <w:r>
+        <w:t>通常是奇数的充分原因，但如果你看了卷积的文献，你经常会看到3×3的过滤器，你也可能会看到一些5×5，7×7的过滤器。后面我们也会谈到1×1的过滤器，以及什么时候它是有意义的。但是</w:t>
+      </w:r>
+      <w:r>
+        <w:rPr>
+          <w:b/>
+        </w:rPr>
+        <w:t>习惯上，我推荐你只使用奇数的过滤器</w:t>
+      </w:r>
+      <w:r>
+        <w:t>。我想如果你使用偶数f也可能会得到不错的表现，如果遵循计算机视觉的惯例，我通常使用奇数值的</w:t>
+      </w:r>
+      <m:oMath>
+        <m:r>
+          <m:rPr>
+            <m:sty m:val="p"/>
+          </m:rPr>
+          <w:rPr>
+            <w:rFonts w:ascii="Cambria Math" w:hAnsi="Cambria Math"/>
+          </w:rPr>
+          <m:t>f</m:t>
+        </m:r>
+      </m:oMath>
+      <w:r>
+        <w:t>。</w:t>
+      </w:r>
+    </w:p>
+    <w:p>
+      <w:pPr>
+        <w:rPr>
+          <w:rFonts w:hint="eastAsia"/>
+        </w:rPr>
+      </w:pPr>
+    </w:p>
+    <w:p>
+      <w:pPr>
+        <w:jc w:val="center"/>
+      </w:pPr>
+      <w:r>
+        <w:rPr>
+          <w:noProof/>
+        </w:rPr>
+        <w:drawing>
+          <wp:inline distT="0" distB="0" distL="0" distR="0" wp14:anchorId="574938F4" wp14:editId="638BB2C4">
+            <wp:extent cx="2857500" cy="1516380"/>
+            <wp:effectExtent l="0" t="0" r="0" b="7620"/>
+            <wp:docPr id="27" name="图片 27" descr="http://www.ai-start.com/dl2017/images/ca5382358f30c1349fff98d1e52366b4.png"/>
+            <wp:cNvGraphicFramePr>
+              <a:graphicFrameLocks xmlns:a="http://schemas.openxmlformats.org/drawingml/2006/main" noChangeAspect="1"/>
+            </wp:cNvGraphicFramePr>
+            <a:graphic xmlns:a="http://schemas.openxmlformats.org/drawingml/2006/main">
+              <a:graphicData uri="http://schemas.openxmlformats.org/drawingml/2006/picture">
+                <pic:pic xmlns:pic="http://schemas.openxmlformats.org/drawingml/2006/picture">
+                  <pic:nvPicPr>
+                    <pic:cNvPr id="0" name="Picture 7" descr="http://www.ai-start.com/dl2017/images/ca5382358f30c1349fff98d1e52366b4.png"/>
+                    <pic:cNvPicPr>
+                      <a:picLocks noChangeAspect="1" noChangeArrowheads="1"/>
+                    </pic:cNvPicPr>
+                  </pic:nvPicPr>
+                  <pic:blipFill>
+                    <a:blip r:embed="rId33">
+                      <a:extLst>
+                        <a:ext uri="{28A0092B-C50C-407E-A947-70E740481C1C}">
+                          <a14:useLocalDpi xmlns:a14="http://schemas.microsoft.com/office/drawing/2010/main" val="0"/>
+                        </a:ext>
+                      </a:extLst>
+                    </a:blip>
+                    <a:srcRect/>
+                    <a:stretch>
+                      <a:fillRect/>
+                    </a:stretch>
+                  </pic:blipFill>
+                  <pic:spPr bwMode="auto">
+                    <a:xfrm>
+                      <a:off x="0" y="0"/>
+                      <a:ext cx="2857500" cy="1516380"/>
+                    </a:xfrm>
+                    <a:prstGeom prst="rect">
+                      <a:avLst/>
+                    </a:prstGeom>
+                    <a:noFill/>
+                    <a:ln>
+                      <a:noFill/>
+                    </a:ln>
+                  </pic:spPr>
+                </pic:pic>
+              </a:graphicData>
+            </a:graphic>
+          </wp:inline>
+        </w:drawing>
+      </w:r>
+    </w:p>
+    <w:p>
+      <w:pPr>
+        <w:jc w:val="center"/>
+      </w:pPr>
+    </w:p>
+    <w:p>
+      <w:pPr>
+        <w:jc w:val="center"/>
+        <w:rPr>
+          <w:rFonts w:hint="eastAsia"/>
+        </w:rPr>
+      </w:pPr>
+    </w:p>
+    <w:p>
+      <w:pPr>
+        <w:rPr>
+          <w:rFonts w:hint="eastAsia"/>
+        </w:rPr>
+      </w:pPr>
       <w:bookmarkStart w:id="0" w:name="_GoBack"/>
       <w:bookmarkEnd w:id="0"/>
-      <w:r>
-        <w:t>过滤器做卷积，那么输出的维度就是。在这个例子里是，因此得到了一个4×4的输出。</w:t>
-      </w:r>
     </w:p>
     <w:sectPr>
       <w:pgSz w:w="11906" w:h="16838"/>
